--- a/일본판/2부/2부_11화_판결의_날.docx
+++ b/일본판/2부/2부_11화_판결의_날.docx
@@ -92,7 +92,7 @@
           <w:color w:val="555555"/>
           <w:sz w:val="22"/>
         </w:rPr>
-        <w:t>(10月25日(月)、午後3時。桐生法律事務所。応接室の机に傍聴券の当選通知と、判決の見通しを書いた付箋が並んでいる。鉄瓶の湯気。浜野と三浦、遼、それに杖をついた遠藤が座っている。)</w:t>
+        <w:t>(10月25日(月)午後3時。桐生法律事務所。応接室の机に傍聴券の当選通知と、判決の見通しを書いた付箋が並んでいる。鉄瓶の湯気。浜野と三浦、遼それに杖をついた遠藤が座っている。)</w:t>
       </w:r>
     </w:p>
     <w:p>
@@ -161,7 +161,7 @@
           <w:i w:val="0"/>
           <w:sz w:val="22"/>
         </w:rPr>
-        <w:t>屋根のあるテントを、裁判所が許可してくれました。椅子は、人数分は無理ですけど。</w:t>
+        <w:t>屋根のあるテントを、裁判所が許可してくれました。椅子は人数分は無理ですけど。</w:t>
       </w:r>
     </w:p>
     <w:p>
@@ -184,7 +184,7 @@
           <w:i w:val="0"/>
           <w:sz w:val="22"/>
         </w:rPr>
-        <w:t>おら、座らせてもらえっか。足があんべえ悪くてな。</w:t>
+        <w:t>おら座らせてもらえっか。足があんべえ悪くてな。</w:t>
       </w:r>
     </w:p>
     <w:p>
@@ -342,7 +342,7 @@
           <w:i w:val="0"/>
           <w:sz w:val="22"/>
         </w:rPr>
-        <w:t>先行する判決は、国の責任を認めたものと、認めなかったものに割れています。この裁判体は慎重な方です。……期待は持っていただいていい。ただ、期待しすぎないでください。</w:t>
+        <w:t>先行する判決は、国の責任を認めたものと、認めなかったものに割れています。この裁判体は慎重な方です。……期待は持っていただいていい。ただ期待しすぎないでください。</w:t>
       </w:r>
     </w:p>
     <w:p>
@@ -375,7 +375,7 @@
           <w:i w:val="0"/>
           <w:sz w:val="22"/>
         </w:rPr>
-        <w:t>慎重、か。十年、慎重にされてきたんだ、おれらは。</w:t>
+        <w:t>慎重か。十年、慎重にされてきたんだ、おれらは。</w:t>
       </w:r>
     </w:p>
     <w:p>
@@ -421,7 +421,7 @@
           <w:i w:val="0"/>
           <w:sz w:val="22"/>
         </w:rPr>
-        <w:t>いや、分かってる。先生に当たってもしょうがねえ。(湯呑みを置く)……おれは、行くよ。船の上より、あそこの方がまだ逃げ場がねえ。</w:t>
+        <w:t>いや分かってる。先生に当たってもしょうがねえ。(湯呑みを置く)……おれは行くよ。船の上より、あそこの方がまだ逃げ場がねえ。</w:t>
       </w:r>
     </w:p>
     <w:p>
@@ -444,7 +444,7 @@
           <w:i w:val="0"/>
           <w:sz w:val="22"/>
         </w:rPr>
-        <w:t>浜野の。船は、今も出せるか。</w:t>
+        <w:t>浜野の。船は今も出せるか。</w:t>
       </w:r>
     </w:p>
     <w:p>
@@ -467,7 +467,7 @@
           <w:i w:val="0"/>
           <w:sz w:val="22"/>
         </w:rPr>
-        <w:t>出せねえ。いつまでも係留しっぱなしだ。魚は、あの海にはいるんだべ。いるのに、おれらは食わせてもらえねえ。</w:t>
+        <w:t>出せねえ。いつまでも係留しっぱなしだ。魚はあの海にはいるんだべ。いるのに、おれらは食わせてもらえねえ。</w:t>
       </w:r>
     </w:p>
     <w:p>
@@ -528,7 +528,7 @@
           <w:i w:val="0"/>
           <w:sz w:val="22"/>
         </w:rPr>
-        <w:t>十年と、七か月だ。……おら、朝まで生きてっと思うか。</w:t>
+        <w:t>十年と七か月だ。……おら朝まで生きてっと思うか。</w:t>
       </w:r>
     </w:p>
     <w:p>
@@ -604,7 +604,7 @@
           <w:color w:val="555555"/>
           <w:sz w:val="22"/>
         </w:rPr>
-        <w:t>(10月26日(火)、午後8時。居酒屋「潮彩」。貸し切りの札が下がっている。カウンターに浜野、小松和代と翔太、女将。奥の小上がりで、遼が判決の想定問答を広げている。外は小雨。)</w:t>
+        <w:t>(10月26日(火)午後8時。居酒屋「潮彩」。貸し切りの札が下がっている。カウンターに浜野、小松和代と翔太、女将。奥の小上がりで、遼が判決の想定問答を広げている。外は小雨。)</w:t>
       </w:r>
     </w:p>
     <w:p>
@@ -706,7 +706,7 @@
           <w:i w:val="0"/>
           <w:sz w:val="22"/>
         </w:rPr>
-        <w:t>母さん。明日、おれも行っていいんだよな。傍聴は無理だけど。</w:t>
+        <w:t>母さん。明日おれも行っていいんだよな。傍聴は無理だけど。</w:t>
       </w:r>
     </w:p>
     <w:p>
@@ -821,7 +821,7 @@
           <w:i w:val="0"/>
           <w:sz w:val="22"/>
         </w:rPr>
-        <w:t>憲法に、書いてあります。(鞄から、赤い付箋のついた六法を出す)第七十六条の三項。読みます。「すべて裁判官は、その良心に従ひ独立してその職権を行ひ、この憲法及び法律にのみ拘束される」。</w:t>
+        <w:t>憲法に書いてあります。(鞄から赤い付箋のついた六法を出す)第七十六条の三項。読みます。「すべて裁判官は、その良心に従ひ独立してその職権を行ひ、この憲法及び法律にのみ拘束される」。</w:t>
       </w:r>
     </w:p>
     <w:p>
@@ -844,7 +844,7 @@
           <w:i w:val="0"/>
           <w:sz w:val="22"/>
         </w:rPr>
-        <w:t>良心に、従ひ。</w:t>
+        <w:t>良心に従ひ。</w:t>
       </w:r>
     </w:p>
     <w:p>
@@ -867,7 +867,7 @@
           <w:i w:val="0"/>
           <w:sz w:val="22"/>
         </w:rPr>
-        <w:t>上司にも、国会にも総理大臣にもです。ただ、法律には、拘束されます。法律が足りないと言えるかどうか。そこが明日の裁判官が考えるところです。</w:t>
+        <w:t>上司にも、国会にも総理大臣にもです。ただ法律には、拘束されます。法律が足りないと言えるかどうか。そこが明日の裁判官が考えるところです。</w:t>
       </w:r>
     </w:p>
     <w:p>
@@ -913,7 +913,7 @@
           <w:i w:val="0"/>
           <w:sz w:val="22"/>
         </w:rPr>
-        <w:t>戻りません。判決が出ても海は戻りません。ただ、国があの海を守れたかどうかには、答えが出ます。</w:t>
+        <w:t>戻りません。判決が出ても海は戻りません。ただ国があの海を守れたかどうかには、答えが出ます。</w:t>
       </w:r>
     </w:p>
     <w:p>
@@ -1002,7 +1002,7 @@
           <w:i w:val="0"/>
           <w:sz w:val="22"/>
         </w:rPr>
-        <w:t>細けえ字だな。親父が、船の保険の書類を読むときも、こんな顔をしてた。</w:t>
+        <w:t>細けえ字だな。親父が船の保険の書類を読むときも、こんな顔をしてた。</w:t>
       </w:r>
     </w:p>
     <w:p>
@@ -1094,7 +1094,7 @@
           <w:i w:val="0"/>
           <w:sz w:val="22"/>
         </w:rPr>
-        <w:t>……僕にも、まだ分かりません。</w:t>
+        <w:t>……僕にもまだ分かりません。</w:t>
       </w:r>
     </w:p>
     <w:p>
@@ -1216,7 +1216,7 @@
           <w:i w:val="0"/>
           <w:sz w:val="22"/>
         </w:rPr>
-        <w:t>責めてください。それは、受けます。</w:t>
+        <w:t>責めてください。それは受けます。</w:t>
       </w:r>
     </w:p>
     <w:p>
@@ -1246,7 +1246,7 @@
           <w:color w:val="555555"/>
           <w:sz w:val="22"/>
         </w:rPr>
-        <w:t>(10月27日(水)、午前8時50分。奥浜地方裁判所の正門前。雨のあがった舗道に水たまり。「勝訴」「不当判決」の二種類の垂れ幕を持った原告団の支援者たちが、どちらを広げるか決めかねて、巻いたまま立っている。報道のカメラが三台、傍聴券の列に脚を向けている。)</w:t>
+        <w:t>(10月27日(水)午前8時50分。奥浜地方裁判所の正門前。雨のあがった舗道に水たまり。「勝訴」「不当判決」の二種類の垂れ幕を持った原告団の支援者たちが、どちらを広げるか決めかねて、巻いたまま立っている。報道のカメラが三台、傍聴券の列に脚を向けている。)</w:t>
       </w:r>
     </w:p>
     <w:p>
@@ -1371,7 +1371,7 @@
           <w:i w:val="0"/>
           <w:sz w:val="22"/>
         </w:rPr>
-        <w:t>使いません。(マスクの上から息をつく)大城さん、今日は、来られないんですよね。</w:t>
+        <w:t>使いません。(マスクの上から息をつく)大城さん、今日は来られないんですよね。</w:t>
       </w:r>
     </w:p>
     <w:p>
@@ -1432,7 +1432,7 @@
           <w:i w:val="0"/>
           <w:sz w:val="22"/>
         </w:rPr>
-        <w:t>先生。中に入ったら、おら、最初に誰を見ればいいんだ。</w:t>
+        <w:t>先生。中に入ったら、おら最初に誰を見ればいいんだ。</w:t>
       </w:r>
     </w:p>
     <w:p>
@@ -1570,7 +1570,7 @@
           <w:i w:val="0"/>
           <w:sz w:val="22"/>
         </w:rPr>
-        <w:t>目えは、合ったか。</w:t>
+        <w:t>目えは合ったか。</w:t>
       </w:r>
     </w:p>
     <w:p>
@@ -1631,7 +1631,7 @@
           <w:i w:val="0"/>
           <w:sz w:val="22"/>
         </w:rPr>
-        <w:t>真壁先生。今日は、お互い、静かに。</w:t>
+        <w:t>真壁先生。今日はお互い静かに。</w:t>
       </w:r>
     </w:p>
     <w:p>
@@ -1654,7 +1654,7 @@
           <w:i w:val="0"/>
           <w:sz w:val="22"/>
         </w:rPr>
-        <w:t>静かに、です。</w:t>
+        <w:t>静かにです。</w:t>
       </w:r>
     </w:p>
     <w:p>
@@ -1715,7 +1715,7 @@
           <w:i w:val="0"/>
           <w:sz w:val="22"/>
         </w:rPr>
-        <w:t>浜野の、おめえ、車椅子を押せんのか。</w:t>
+        <w:t>浜野のおめえ車椅子を押せんのか。</w:t>
       </w:r>
     </w:p>
     <w:p>
@@ -1783,7 +1783,7 @@
           <w:color w:val="555555"/>
           <w:sz w:val="22"/>
         </w:rPr>
-        <w:t>(午前10時。奥浜地方裁判所第一〇一号法廷。傍聴席は二十席だけが開けてあり、間隔を空けて座る。原告席に遼と三浦。浜野は、傍聴席の最前列に座る。被告ら席には、右に細川ら三名、左に大槻ら四名。書記官が「開廷します」と言い、全員が起立する。裁判長の片岡義雄が入廷し、一礼して着席する。)</w:t>
+        <w:t>(午前10時。奥浜地方裁判所第一〇一号法廷。傍聴席は二十席だけが開けてあり、間隔を空けて座る。原告席に遼と三浦。浜野は傍聴席の最前列に座る。被告ら席には、右に細川ら三名、左に大槻ら四名。書記官が「開廷します」と言い全員が起立する。裁判長の片岡義雄が入廷し、一礼して着席する。)</w:t>
       </w:r>
     </w:p>
     <w:p>
@@ -1898,7 +1898,7 @@
           <w:i w:val="0"/>
           <w:sz w:val="22"/>
         </w:rPr>
-        <w:t>それでは、主文を朗読します。</w:t>
+        <w:t>それでは主文を朗読します。</w:t>
       </w:r>
     </w:p>
     <w:p>
@@ -1913,7 +1913,7 @@
           <w:color w:val="555555"/>
           <w:sz w:val="22"/>
         </w:rPr>
-        <w:t>(片岡が手元の判決書に目を落とす。法廷が、息を止める。)</w:t>
+        <w:t>(片岡が手元の判決書に目を落とす。法廷が息を止める。)</w:t>
       </w:r>
     </w:p>
     <w:p>
@@ -1974,7 +1974,7 @@
           <w:i w:val="0"/>
           <w:sz w:val="22"/>
         </w:rPr>
-        <w:t>二、被告奥浜電力株式会社は、別紙認容額一覧表の各原告に対し、同表「認容額」欄記載の各金員、及びこれに対する平成二十三年三月十一日から支払済みまで年五分の割合による金員を支払え。三、原告らのその余の請求を棄却する。四、訴訟費用は、これを四分し、その三を原告らの負担とし、その余を被告奥浜電力株式会社の負担とする。五、この判決は、第二項に限り、仮に執行することができる。</w:t>
+        <w:t>二、被告奥浜電力株式会社は、別紙認容額一覧表の各原告に対し、同表「認容額」欄記載の各金員、及びこれに対する平成二十三年三月十一日から支払済みまで年五分の割合による金員を支払え。三、原告らのその余の請求を棄却する。四、訴訟費用は、これを四分し、その三を原告らの負担とし、その余を被告奥浜電力株式会社の負担とする。五この判決は、第二項に限り、仮に執行することができる。</w:t>
       </w:r>
     </w:p>
     <w:p>
@@ -2012,7 +2012,7 @@
           <w:i w:val="0"/>
           <w:sz w:val="22"/>
         </w:rPr>
-        <w:t>判決理由は、後ほど、判決書をご覧ください。なお、要旨のみ申し上げます。被告奥浜電力の責任については、本件事故の予見可能性と結果回避義務の違反を認め、避難に伴う精神的損害、及び居住地を失ったことによる損害の一部を認めたものです。被告国の責任については、規制権限の不行使が、国家賠償法上、著しく合理性を欠くとまでは認められないと判断しました。同種の訴訟において、先行する裁判体が示してきた判断の傾向とも、整合するものです。</w:t>
+        <w:t>判決理由は、後ほど判決書をご覧ください。なお要旨のみ申し上げます。被告奥浜電力の責任については、本件事故の予見可能性と結果回避義務の違反を認め、避難に伴う精神的損害、及び居住地を失ったことによる損害の一部を認めたものです。被告国の責任については、規制権限の不行使が、国家賠償法上、著しく合理性を欠くとまでは認められないと判断しました。同種の訴訟において、先行する裁判体が示してきた判断の傾向とも、整合するものです。</w:t>
       </w:r>
     </w:p>
     <w:p>
@@ -2027,7 +2027,7 @@
           <w:color w:val="555555"/>
           <w:sz w:val="22"/>
         </w:rPr>
-        <w:t>(片岡が、一度だけ原告席を見る。)</w:t>
+        <w:t>(片岡が一度だけ原告席を見る。)</w:t>
       </w:r>
     </w:p>
     <w:p>
@@ -2098,7 +2098,7 @@
           <w:i w:val="0"/>
           <w:sz w:val="22"/>
         </w:rPr>
-        <w:t>……主文、二の、あの数字。</w:t>
+        <w:t>……主文、二のあの数字。</w:t>
       </w:r>
     </w:p>
     <w:p>
@@ -2215,7 +2215,7 @@
           <w:i w:val="0"/>
           <w:sz w:val="22"/>
         </w:rPr>
-        <w:t>浜野の。まだ、立つな。係員が、見てる。</w:t>
+        <w:t>浜野の。まだ立つな。係員が見てる。</w:t>
       </w:r>
     </w:p>
     <w:p>
@@ -2262,7 +2262,7 @@
           <w:color w:val="555555"/>
           <w:sz w:val="22"/>
         </w:rPr>
-        <w:t>(被告席。大槻は書類をそろえて静かに立つ。細川は、遼のほうを見ない。)</w:t>
+        <w:t>(被告席。大槻は書類をそろえて静かに立つ。細川は遼のほうを見ない。)</w:t>
       </w:r>
     </w:p>
     <w:p>
@@ -2292,7 +2292,7 @@
           <w:color w:val="555555"/>
           <w:sz w:val="22"/>
         </w:rPr>
-        <w:t>(正午。裁判所の正門前。原告団の支援者が、巻いた垂れ幕を、結局どちらも広げないまま立っている。柚木がカメラの前を空け、遼が前に出る。遠藤は車椅子のまま。浜野が後ろに立つ。三浦が、判決の要旨を書いた紙を配る。)</w:t>
+        <w:t>(正午。裁判所の正門前。原告団の支援者が、巻いた垂れ幕を、結局どちらも広げないまま立っている。柚木がカメラの前を空け、遼が前に出る。遠藤は車椅子のまま。浜野が後ろに立つ。三浦が判決の要旨を書いた紙を配る。)</w:t>
       </w:r>
     </w:p>
     <w:p>
@@ -2330,7 +2330,7 @@
           <w:color w:val="555555"/>
           <w:sz w:val="22"/>
         </w:rPr>
-        <w:t>(人々の間から、低い声。誰かが、「国が悪くねえのか」と呟く。)</w:t>
+        <w:t>(人々の間から、低い声。誰かが「国が悪くねえのか」と呟く。)</w:t>
       </w:r>
     </w:p>
     <w:p>
@@ -2422,7 +2422,7 @@
           <w:i w:val="0"/>
           <w:sz w:val="22"/>
         </w:rPr>
-        <w:t>試算の件は。事故の前に、十四・二メートルの津波の試算が出ていて、会議で扱いが見送られた件です。判決は、あれをどう扱っていますか。</w:t>
+        <w:t>試算の件は。事故の前に、十四・二メートルの津波の試算が出ていて、会議で扱いが見送られた件です。判決はあれをどう扱っていますか。</w:t>
       </w:r>
     </w:p>
     <w:p>
@@ -2516,7 +2516,7 @@
           <w:color w:val="555555"/>
           <w:sz w:val="22"/>
         </w:rPr>
-        <w:t>(後ろで、浜野が足を踏み出す。)</w:t>
+        <w:t>(後ろで浜野が足を踏み出す。)</w:t>
       </w:r>
     </w:p>
     <w:p>
@@ -2577,7 +2577,7 @@
           <w:i w:val="0"/>
           <w:sz w:val="22"/>
         </w:rPr>
-        <w:t>原告団長の浜野です。おれは字は上手くねえし、難しいことは分かんねえ。だども、さっき、先生に憲法って本の読み聞かせしてもらった。裁判官は良心に従ひ、って。……その良心が今日、国の前だけ、どっかに置いて来られたんだべ。</w:t>
+        <w:t>原告団長の浜野です。おれは字は上手くねえし、難しいことは分かんねえ。だども、さっき先生に憲法って本の読み聞かせしてもらった。裁判官は良心に従ひ、って。……その良心が今日、国の前だけ、どっかに置いて来られたんだべ。</w:t>
       </w:r>
     </w:p>
     <w:p>
@@ -2653,7 +2653,7 @@
           <w:i w:val="0"/>
           <w:sz w:val="22"/>
         </w:rPr>
-        <w:t>おれは、まだ、負けたと思ってねえ。思いたくねえ。だども勝ったとも思わねえ。ここさ、まだ、何かが引っかかってる。……以上だ。</w:t>
+        <w:t>おれは、まだ負けたと思ってねえ。思いたくねえ。だども勝ったとも思わねえ。ここさ、まだ何かが引っかかってる。……以上だ。</w:t>
       </w:r>
     </w:p>
     <w:p>
@@ -2668,7 +2668,7 @@
           <w:color w:val="555555"/>
           <w:sz w:val="22"/>
         </w:rPr>
-        <w:t>(浜野がマイクから離れる。遠藤が車椅子の肘掛けをとん、とん、と叩く。)</w:t>
+        <w:t>(浜野がマイクから離れる。遠藤が車椅子の肘掛けをとん、とんと叩く。)</w:t>
       </w:r>
     </w:p>
     <w:p>
@@ -2737,7 +2737,7 @@
           <w:i w:val="0"/>
           <w:sz w:val="22"/>
         </w:rPr>
-        <w:t>おら、国が悪くねえとは一度も思わねえ。裁判官がそう思っただけだ。……だども、今日、おら、生きてここに座ってる。それは、本当にええことだ。</w:t>
+        <w:t>おら国が悪くねえとは一度も思わねえ。裁判官がそう思っただけだ。……だども今日おら生きてここに座ってる。それは本当にええことだ。</w:t>
       </w:r>
     </w:p>
     <w:p>
@@ -2782,7 +2782,7 @@
           <w:color w:val="555555"/>
           <w:sz w:val="22"/>
         </w:rPr>
-        <w:t>(10月27日(水)、午後9時。桐生法律事務所。机一面に、判決書の写しと付箋。鉄瓶は火から下ろされたまま冷めている。宇佐美が、コートを脱がずに腰を下ろす。三浦はホチキスの針を外しては、また留めている。)</w:t>
+        <w:t>(10月27日(水)午後9時。桐生法律事務所。机一面に、判決書の写しと付箋。鉄瓶は火から下ろされたまま冷めている。宇佐美が、コートを脱がずに腰を下ろす。三浦はホチキスの針を外しては、また留めている。)</w:t>
       </w:r>
     </w:p>
     <w:p>
@@ -2874,7 +2874,7 @@
           <w:i w:val="0"/>
           <w:sz w:val="22"/>
         </w:rPr>
-        <w:t>拾い方は違法ではありません。でも、判決書の中であの試算は一行です。</w:t>
+        <w:t>拾い方は違法ではありません。でも判決書の中であの試算は一行です。</w:t>
       </w:r>
     </w:p>
     <w:p>
@@ -2920,7 +2920,7 @@
           <w:i w:val="0"/>
           <w:sz w:val="22"/>
         </w:rPr>
-        <w:t>出ないさ。裁判は、あの会議に誰がいたかを、決める場じゃない。国が違法だったかを決める場だ。</w:t>
+        <w:t>出ないさ。裁判はあの会議に誰がいたかを、決める場じゃない。国が違法だったかを決める場だ。</w:t>
       </w:r>
     </w:p>
     <w:p>
@@ -2953,7 +2953,7 @@
           <w:i w:val="0"/>
           <w:sz w:val="22"/>
         </w:rPr>
-        <w:t>分かっています。だから、悔しいんです。</w:t>
+        <w:t>分かっています。だから悔しいんです。</w:t>
       </w:r>
     </w:p>
     <w:p>
@@ -3022,7 +3022,7 @@
           <w:i w:val="0"/>
           <w:sz w:val="22"/>
         </w:rPr>
-        <w:t>浜野さんはそうでしょう。でも、全員がそうとは限りません。電力が金額が多すぎるとして、控訴する可能性もあります。電力が控訴すれば、原告側が控訴しなくても、二審は始まります。</w:t>
+        <w:t>浜野さんはそうでしょう。でも全員がそうとは限りません。電力が金額が多すぎるとして、控訴する可能性もあります。電力が控訴すれば、原告側が控訴しなくても、二審は始まります。</w:t>
       </w:r>
     </w:p>
     <w:p>
@@ -3106,7 +3106,7 @@
           <w:i w:val="0"/>
           <w:sz w:val="22"/>
         </w:rPr>
-        <w:t>水は、残ってる。火を点けるか。</w:t>
+        <w:t>水は残ってる。火を点けるか。</w:t>
       </w:r>
     </w:p>
     <w:p>
@@ -3167,7 +3167,7 @@
           <w:i w:val="0"/>
           <w:sz w:val="22"/>
         </w:rPr>
-        <w:t>宇佐美先生。僕は、今日、あの判決を読んで少し、ほっとしたんです。</w:t>
+        <w:t>宇佐美先生。僕は今日あの判決を読んで少し、ほっとしたんです。</w:t>
       </w:r>
     </w:p>
     <w:p>
@@ -3269,7 +3269,7 @@
           <w:i w:val="0"/>
           <w:sz w:val="22"/>
         </w:rPr>
-        <w:t>順番、ですか。</w:t>
+        <w:t>順番ですか。</w:t>
       </w:r>
     </w:p>
     <w:p>
@@ -3307,7 +3307,7 @@
           <w:color w:val="555555"/>
           <w:sz w:val="22"/>
         </w:rPr>
-        <w:t>(湯が鉄瓶の底で鳴りはじめる。三浦が一つ目の湯呑みを机の上に置く。遼が、それを、「遠藤」の名前を書いた付箋の脇に、そっと動かす。)</w:t>
+        <w:t>(湯が鉄瓶の底で鳴りはじめる。三浦が一つ目の湯呑みを机の上に置く。遼がそれを「遠藤」の名前を書いた付箋の脇に、そっと動かす。)</w:t>
       </w:r>
     </w:p>
     <w:p>
@@ -3337,7 +3337,7 @@
           <w:color w:val="555555"/>
           <w:sz w:val="22"/>
         </w:rPr>
-        <w:t>(10月28日(木)、午後2時。汐見台団地の一室。遠藤のひとり暮らしの部屋。三畳の台所に、鉄の薬缶と壁際の仏壇。窓の外に洗濯物の列と、曇り空。和代が、台所で湯を沸かしている。遼が手土産の羊かんを机に置く。)</w:t>
+        <w:t>(10月28日(木)午後2時。汐見台団地の一室。遠藤のひとり暮らしの部屋。三畳の台所に、鉄の薬缶と壁際の仏壇。窓の外に洗濯物の列と、曇り空。和代が台所で湯を沸かしている。遼が手土産の羊かんを机に置く。)</w:t>
       </w:r>
     </w:p>
     <w:p>
@@ -3383,7 +3383,7 @@
           <w:i w:val="0"/>
           <w:sz w:val="22"/>
         </w:rPr>
-        <w:t>今日は、お茶を持ってきたんです。(紙袋から、小さな缶を出す)事務所の炒り茶です。</w:t>
+        <w:t>今日はお茶を持ってきたんです。(紙袋から、小さな缶を出す)事務所の炒り茶です。</w:t>
       </w:r>
     </w:p>
     <w:p>
@@ -3416,7 +3416,7 @@
           <w:i w:val="0"/>
           <w:sz w:val="22"/>
         </w:rPr>
-        <w:t>……ああ。先生の、匂いだ。</w:t>
+        <w:t>……ああ。先生の匂いだ。</w:t>
       </w:r>
     </w:p>
     <w:p>
@@ -3439,7 +3439,7 @@
           <w:i w:val="0"/>
           <w:sz w:val="22"/>
         </w:rPr>
-        <w:t>遠藤さん、薬は、飲んだ?</w:t>
+        <w:t>遠藤さん、薬は飲んだ?</w:t>
       </w:r>
     </w:p>
     <w:p>
@@ -3477,7 +3477,7 @@
           <w:color w:val="555555"/>
           <w:sz w:val="22"/>
         </w:rPr>
-        <w:t>(遼が遠藤の向かいに座る。遠藤は、膝に毛布をかけたまま、仏壇の方を見ている。)</w:t>
+        <w:t>(遼が遠藤の向かいに座る。遠藤は膝に毛布をかけたまま、仏壇の方を見ている。)</w:t>
       </w:r>
     </w:p>
     <w:p>
@@ -3523,7 +3523,7 @@
           <w:i w:val="0"/>
           <w:sz w:val="22"/>
         </w:rPr>
-        <w:t>一部、勝って、一部、負けました。国には負けたんです。</w:t>
+        <w:t>一部、勝って一部、負けました。国には負けたんです。</w:t>
       </w:r>
     </w:p>
     <w:p>
@@ -3546,7 +3546,7 @@
           <w:i w:val="0"/>
           <w:sz w:val="22"/>
         </w:rPr>
-        <w:t>国に、負けたか。……おら、あの海で、八十年、魚を獲ってきた。船の上で国のお世話になったことは一度もねえ。でも、国の人はおらが海さ出られなくなったとき、ひと言も謝んなかった。</w:t>
+        <w:t>国に負けたか。……おらあの海で、八十年、魚を獲ってきた。船の上で国のお世話になったことは一度もねえ。でも国の人はおらが海さ出られなくなったとき、ひと言も謝んなかった。</w:t>
       </w:r>
     </w:p>
     <w:p>
@@ -3569,7 +3569,7 @@
           <w:i w:val="0"/>
           <w:sz w:val="22"/>
         </w:rPr>
-        <w:t>判決でも、謝ってはくれませんでした。</w:t>
+        <w:t>判決でも謝ってはくれませんでした。</w:t>
       </w:r>
     </w:p>
     <w:p>
@@ -3592,7 +3592,7 @@
           <w:i w:val="0"/>
           <w:sz w:val="22"/>
         </w:rPr>
-        <w:t>んだな。謝らねえってことを、裁判官に決められたんだな。(ふっと笑う)待てば海路の日和あり、って昔から言うべ。おらは、待った。待ってる間に海がなくなった。</w:t>
+        <w:t>んだな。謝らねえってことを、裁判官に決められたんだな。(ふっと笑う)待てば海路の日和あり、って昔から言うべ。おらは待った。待ってる間に海がなくなった。</w:t>
       </w:r>
     </w:p>
     <w:p>
@@ -3638,7 +3638,7 @@
           <w:i w:val="0"/>
           <w:sz w:val="22"/>
         </w:rPr>
-        <w:t>責めてんでねえんだ。先生。おら、負けたってちっとも思ってねえ。ただ、間に合わねえかもしんねえ、とは、思ってる。</w:t>
+        <w:t>責めてんでねえんだ。先生。おら負けたってちっとも思ってねえ。ただ間に合わねえかもしんねえ、とは、思ってる。</w:t>
       </w:r>
     </w:p>
     <w:p>
